--- a/post-test/post-test-apl-5/LAPORAN-PRAKTIKUM-APL-5.docx
+++ b/post-test/post-test-apl-5/LAPORAN-PRAKTIKUM-APL-5.docx
@@ -7973,10 +7973,10 @@
           <w:noProof/>
         </w:rPr>
         <w:drawing>
-          <wp:inline distT="0" distB="0" distL="0" distR="0" wp14:anchorId="4365DE36" wp14:editId="70135140">
-            <wp:extent cx="5733415" cy="983615"/>
-            <wp:effectExtent l="0" t="0" r="635" b="6985"/>
-            <wp:docPr id="1762121984" name="Picture 1"/>
+          <wp:inline distT="0" distB="0" distL="0" distR="0" wp14:anchorId="4DF4E2BB" wp14:editId="19D83762">
+            <wp:extent cx="5494496" cy="1516511"/>
+            <wp:effectExtent l="0" t="0" r="0" b="7620"/>
+            <wp:docPr id="210362818" name="Picture 1"/>
             <wp:cNvGraphicFramePr>
               <a:graphicFrameLocks xmlns:a="http://schemas.openxmlformats.org/drawingml/2006/main" noChangeAspect="1"/>
             </wp:cNvGraphicFramePr>
@@ -7984,11 +7984,17 @@
               <a:graphicData uri="http://schemas.openxmlformats.org/drawingml/2006/picture">
                 <pic:pic xmlns:pic="http://schemas.openxmlformats.org/drawingml/2006/picture">
                   <pic:nvPicPr>
-                    <pic:cNvPr id="1762121984" name=""/>
+                    <pic:cNvPr id="210362818" name="Picture 210362818"/>
                     <pic:cNvPicPr/>
                   </pic:nvPicPr>
                   <pic:blipFill>
-                    <a:blip r:embed="rId17"/>
+                    <a:blip r:embed="rId17">
+                      <a:extLst>
+                        <a:ext uri="{28A0092B-C50C-407E-A947-70E740481C1C}">
+                          <a14:useLocalDpi xmlns:a14="http://schemas.microsoft.com/office/drawing/2010/main" val="0"/>
+                        </a:ext>
+                      </a:extLst>
+                    </a:blip>
                     <a:stretch>
                       <a:fillRect/>
                     </a:stretch>
@@ -7996,7 +8002,7 @@
                   <pic:spPr>
                     <a:xfrm>
                       <a:off x="0" y="0"/>
-                      <a:ext cx="5733415" cy="983615"/>
+                      <a:ext cx="5494496" cy="1516511"/>
                     </a:xfrm>
                     <a:prstGeom prst="rect">
                       <a:avLst/>
@@ -8129,10 +8135,10 @@
           <w:noProof/>
         </w:rPr>
         <w:drawing>
-          <wp:inline distT="0" distB="0" distL="0" distR="0" wp14:anchorId="6E2BF945" wp14:editId="3D4E0992">
-            <wp:extent cx="5733415" cy="466090"/>
-            <wp:effectExtent l="0" t="0" r="635" b="0"/>
-            <wp:docPr id="1566099764" name="Picture 6"/>
+          <wp:inline distT="0" distB="0" distL="0" distR="0" wp14:anchorId="03AC84B9" wp14:editId="36E532CE">
+            <wp:extent cx="5067739" cy="1867062"/>
+            <wp:effectExtent l="0" t="0" r="0" b="0"/>
+            <wp:docPr id="118937304" name="Picture 2"/>
             <wp:cNvGraphicFramePr>
               <a:graphicFrameLocks xmlns:a="http://schemas.openxmlformats.org/drawingml/2006/main" noChangeAspect="1"/>
             </wp:cNvGraphicFramePr>
@@ -8140,7 +8146,7 @@
               <a:graphicData uri="http://schemas.openxmlformats.org/drawingml/2006/picture">
                 <pic:pic xmlns:pic="http://schemas.openxmlformats.org/drawingml/2006/picture">
                   <pic:nvPicPr>
-                    <pic:cNvPr id="1566099764" name="Picture 1566099764"/>
+                    <pic:cNvPr id="118937304" name="Picture 118937304"/>
                     <pic:cNvPicPr/>
                   </pic:nvPicPr>
                   <pic:blipFill>
@@ -8158,7 +8164,7 @@
                   <pic:spPr>
                     <a:xfrm>
                       <a:off x="0" y="0"/>
-                      <a:ext cx="5733415" cy="466090"/>
+                      <a:ext cx="5067739" cy="1867062"/>
                     </a:xfrm>
                     <a:prstGeom prst="rect">
                       <a:avLst/>
@@ -8910,6 +8916,7 @@
   <w:style w:type="character" w:default="1" w:styleId="DefaultParagraphFont">
     <w:name w:val="Default Paragraph Font"/>
     <w:uiPriority w:val="1"/>
+    <w:semiHidden/>
     <w:unhideWhenUsed/>
   </w:style>
   <w:style w:type="table" w:default="1" w:styleId="TableNormal">
